--- a/en/wisdom-stories/purple-jacket.docx
+++ b/en/wisdom-stories/purple-jacket.docx
@@ -4,176 +4,87 @@
   <w:body>
     <w:p>
       <w:pPr>
-        <w:spacing w:before="0" w:after="60"/>
-        <w:jc w:val="left"/>
+        <w:pStyle w:val="Title"/>
       </w:pPr>
       <w:r>
-        <w:rPr>
-          <w:rFonts w:ascii="Arial" w:hAnsi="Arial" w:eastAsia="Arial"/>
-          <w:i w:val="0"/>
-          <w:color w:val="000000"/>
-          <w:sz w:val="52"/>
-        </w:rPr>
-        <w:t>Purple chepken</w:t>
+        <w:t>The Purple Chepken</w:t>
+      </w:r>
+    </w:p>
+    <w:p>
+      <w:pPr/>
+      <w:r>
+        <w:t>According to an old account from Turkish villages, a bride’s dowry included a purple chepken, a traditional jacket. It lay at the bottom of her chest, with the hope that she would never need to wear it.</w:t>
+      </w:r>
+    </w:p>
+    <w:p>
+      <w:pPr/>
+      <w:r>
+        <w:t>If a woman put on the jacket and stood on a roof or in the village square, it was a public appeal for help. It could mean that she had been forced to marry, that her husband mistreated her, or that she wanted to leave him. The villagers were expected to protect her, while her husband faced public shame.</w:t>
+      </w:r>
+    </w:p>
+    <w:p>
+      <w:pPr/>
+      <w:r>
+        <w:t>The custom encouraged husbands to settle disagreements respectfully rather than through violence. They knew what it would mean if their wives wore the purple jacket.</w:t>
+      </w:r>
+    </w:p>
+    <w:p>
+      <w:pPr/>
+      <w:r>
+        <w:t>A man whose wife made this appeal faced divorce and found it difficult to marry again. Families would not willingly entrust a daughter to someone known to mistreat women. The account credits this custom with helping to deter abuse.</w:t>
+      </w:r>
+    </w:p>
+    <w:p>
+      <w:pPr/>
+      <w:r>
+        <w:t>When a woman appeared in the jacket, daily work stopped. Women put aside their milking, spinning, and weaving. Mothers and grandmothers gathered to defend her.</w:t>
+      </w:r>
+    </w:p>
+    <w:p>
+      <w:pPr/>
+      <w:r>
+        <w:t>Music and celebrations fell silent. Her distress was treated with the gravity of a death in the community.</w:t>
       </w:r>
     </w:p>
     <w:p>
       <w:pPr>
-        <w:jc w:val="left"/>
+        <w:keepNext/>
       </w:pPr>
       <w:r>
-        <w:rPr>
-          <w:rFonts w:ascii="Arial" w:hAnsi="Arial" w:eastAsia="Arial"/>
-          <w:i w:val="0"/>
-          <w:color w:val="000000"/>
-          <w:sz w:val="22"/>
-        </w:rPr>
-        <w:t>In ancient times, there was a custom in Turkish villages: a purple chepken was added to the dowry of girls getting married, along with other items. The chepken was placed at the very bottom of the dowry chest, and it was hoped that the woman would never wear it.</w:t>
+        <w:t>Her husband faced such disgrace that he could scarcely leave the house or show his face at the teahouse.</w:t>
       </w:r>
     </w:p>
     <w:p>
       <w:pPr>
-        <w:jc w:val="left"/>
+        <w:keepNext/>
+        <w:keepLines/>
+        <w:spacing w:before="160"/>
       </w:pPr>
       <w:r>
         <w:rPr>
-          <w:rFonts w:ascii="Arial" w:hAnsi="Arial" w:eastAsia="Arial"/>
-          <w:i w:val="0"/>
-          <w:color w:val="000000"/>
-          <w:sz w:val="22"/>
+          <w:b/>
         </w:rPr>
-        <w:t>A purple chepken was a garment that could be a threat to men. Because if a woman wore that chepken and went out onto the roof of the house, the chimney, the village square - a place where everyone could see it, it would mean "I don't love my husband, my husband is hurting me, I got married against my will, I want to get a divorce, I am in a difficult situation, help me." In such a case, the village people would help the woman, but would condemn her husband. This was considered a great shame for the man.</w:t>
+        <w:t>Moral:</w:t>
+      </w:r>
+      <w:r>
+        <w:t xml:space="preserve"> Violence against women is unacceptable. When society considers it a duty of conscience to protect women, there is no room for oppression.</w:t>
       </w:r>
     </w:p>
     <w:p>
       <w:pPr>
-        <w:jc w:val="left"/>
+        <w:spacing w:after="80"/>
       </w:pPr>
       <w:r>
         <w:rPr>
-          <w:rFonts w:ascii="Arial" w:hAnsi="Arial" w:eastAsia="Arial"/>
-          <w:i w:val="0"/>
-          <w:color w:val="000000"/>
-          <w:sz w:val="22"/>
+          <w:i/>
+          <w:sz w:val="18"/>
         </w:rPr>
-        <w:t>For this reason, men would try to solve their problems with their wives without resorting to violence, with love and respect, and, moreover, by making important concessions to the woman. Otherwise, they knew that the woman would wear a purple turban.</w:t>
-      </w:r>
-    </w:p>
-    <w:p>
-      <w:pPr>
-        <w:jc w:val="left"/>
-      </w:pPr>
-      <w:r>
-        <w:rPr>
-          <w:rFonts w:ascii="Arial" w:hAnsi="Arial" w:eastAsia="Arial"/>
-          <w:i w:val="0"/>
-          <w:color w:val="000000"/>
-          <w:sz w:val="22"/>
-        </w:rPr>
-        <w:t>A man whose wife wore a purple turban would not only be forced to divorce, but would also not be able to easily remarry. Because everyone knew that a man who made his wife wear a purple turban would never become a husband. No one would give a girl to a man who did not respect a woman and was violent, and it would be very difficult for him to remarry. It is said that this is why the number of women subjected to violence was almost non-existent.</w:t>
-      </w:r>
-    </w:p>
-    <w:p>
-      <w:pPr>
-        <w:jc w:val="left"/>
-      </w:pPr>
-      <w:r>
-        <w:rPr>
-          <w:rFonts w:ascii="Arial" w:hAnsi="Arial" w:eastAsia="Arial"/>
-          <w:i w:val="0"/>
-          <w:color w:val="000000"/>
-          <w:sz w:val="22"/>
-        </w:rPr>
-        <w:t>If a woman wore a purple turban, then the flowing waters would stop, the hands that milked cows, spun wool, and wove rugs would stop; old mothers and grandmothers would stop their work and come to the defense of the woman who was forced to wear a purple turban.</w:t>
-      </w:r>
-    </w:p>
-    <w:p>
-      <w:pPr>
-        <w:jc w:val="left"/>
-      </w:pPr>
-      <w:r>
-        <w:rPr>
-          <w:rFonts w:ascii="Arial" w:hAnsi="Arial" w:eastAsia="Arial"/>
-          <w:i w:val="0"/>
-          <w:color w:val="000000"/>
-          <w:sz w:val="22"/>
-        </w:rPr>
-        <w:t>At that time, if there were no weddings, no flutes, no other entertainment around, everyone would be silent. Because for a married woman to wear a purple turban or fall into a difficult situation was considered death.</w:t>
-      </w:r>
-    </w:p>
-    <w:p>
-      <w:pPr>
-        <w:jc w:val="left"/>
-      </w:pPr>
-      <w:r>
-        <w:rPr>
-          <w:rFonts w:ascii="Arial" w:hAnsi="Arial" w:eastAsia="Arial"/>
-          <w:i w:val="0"/>
-          <w:color w:val="000000"/>
-          <w:sz w:val="22"/>
-        </w:rPr>
-        <w:t>The husband of a woman wearing a purple turban cannot leave the house, cannot go to the teahouse, and no one will look at his face.</w:t>
-      </w:r>
-    </w:p>
-    <w:p>
-      <w:pPr>
-        <w:pStyle w:val="Moral"/>
-        <w:keepNext/>
-        <w:keepLines/>
-        <w:widowControl/>
-        <w:spacing w:before="240" w:after="180" w:line="283" w:lineRule="auto"/>
-        <w:ind w:left="240" w:right="240"/>
-        <w:jc w:val="left"/>
-        <w:pBdr>
-          <w:top w:val="single" w:sz="8" w:space="7" w:color="E8D59A"/>
-          <w:left w:val="single" w:sz="32" w:space="11" w:color="C6A23A"/>
-          <w:bottom w:val="single" w:sz="8" w:space="7" w:color="E8D59A"/>
-          <w:right w:val="single" w:sz="8" w:space="11" w:color="E8D59A"/>
-        </w:pBdr>
-        <w:shd w:val="clear" w:color="auto" w:fill="FFF8E1"/>
-      </w:pPr>
-      <w:r>
-        <w:rPr>
-          <w:rFonts w:ascii="Arial" w:hAnsi="Arial" w:eastAsia="Arial" w:cs="Arial"/>
-          <w:b/>
-          <w:i w:val="0"/>
-          <w:color w:val="9A7417"/>
-          <w:sz w:val="22"/>
-        </w:rPr>
-        <w:t xml:space="preserve">Moral: </w:t>
-      </w:r>
-      <w:r>
-        <w:rPr>
-          <w:rFonts w:ascii="Arial" w:hAnsi="Arial" w:eastAsia="Arial" w:cs="Arial"/>
-          <w:b w:val="0"/>
-          <w:i w:val="0"/>
-          <w:color w:val="3F3826"/>
-          <w:sz w:val="22"/>
-        </w:rPr>
-        <w:t>Violence against women is unacceptable. When society considers it a duty of conscience to protect women, there is no room for oppression.</w:t>
-      </w:r>
-    </w:p>
-    <w:p>
-      <w:pPr>
-        <w:keepLines/>
-        <w:widowControl/>
-        <w:spacing w:before="60" w:after="0" w:line="240" w:lineRule="auto"/>
-        <w:jc w:val="right"/>
-      </w:pPr>
-      <w:r>
-        <w:rPr>
-          <w:rFonts w:ascii="Arial" w:hAnsi="Arial" w:eastAsia="Arial" w:cs="Arial"/>
-          <w:b w:val="0"/>
-          <w:i/>
-          <w:color w:val="8A7950"/>
-          <w:sz w:val="17"/>
-        </w:rPr>
-        <w:t>The story was obtained from open Internet sources.</w:t>
+        <w:t>Source: Publicly available internet sources.</w:t>
       </w:r>
     </w:p>
     <w:sectPr>
       <w:pgSz w:w="12240" w:h="15840"/>
-      <w:pgMar w:top="1440" w:right="1440" w:bottom="1440" w:left="1440" w:header="708" w:footer="708" w:gutter="0"/>
+      <w:pgMar w:top="1080" w:right="1224" w:bottom="1080" w:left="1224" w:header="720" w:footer="720" w:gutter="0"/>
       <w:cols w:space="720"/>
       <w:docGrid w:linePitch="360"/>
     </w:sectPr>
@@ -545,12 +456,14 @@
     <w:qFormat/>
     <w:rsid w:val="00FC693F"/>
     <w:pPr>
-      <w:spacing w:before="0" w:after="160" w:line="276" w:lineRule="auto"/>
+      <w:widowControl/>
+      <w:spacing w:after="120" w:line="259" w:lineRule="auto"/>
     </w:pPr>
     <w:rPr>
-      <w:rFonts w:ascii="Arial" w:hAnsi="Arial" w:eastAsia="Arial"/>
+      <w:rFonts w:ascii="Arial" w:hAnsi="Arial"/>
       <w:color w:val="000000"/>
       <w:sz w:val="22"/>
+      <w:lang w:val="en-US"/>
     </w:rPr>
   </w:style>
   <w:style w:type="paragraph" w:styleId="Header">
@@ -894,18 +807,17 @@
     <w:qFormat/>
     <w:rsid w:val="00FC693F"/>
     <w:pPr>
-      <w:pBdr>
-        <w:bottom w:val="single" w:sz="8" w:space="4" w:color="4F81BD" w:themeColor="accent1"/>
-      </w:pBdr>
-      <w:spacing w:after="300" w:line="240" w:lineRule="auto"/>
+      <w:keepNext/>
+      <w:spacing w:after="280" w:line="240" w:lineRule="auto"/>
       <w:contextualSpacing/>
     </w:pPr>
     <w:rPr>
-      <w:rFonts w:asciiTheme="majorHAnsi" w:eastAsiaTheme="majorEastAsia" w:hAnsiTheme="majorHAnsi" w:cstheme="majorBidi"/>
-      <w:color w:val="17365D" w:themeColor="text2" w:themeShade="BF"/>
+      <w:rFonts w:asciiTheme="majorHAnsi" w:eastAsiaTheme="majorEastAsia" w:hAnsiTheme="majorHAnsi" w:cstheme="majorBidi" w:ascii="Arial" w:hAnsi="Arial"/>
+      <w:b/>
+      <w:color w:val="000000"/>
       <w:spacing w:val="5"/>
       <w:kern w:val="28"/>
-      <w:sz w:val="52"/>
+      <w:sz w:val="34"/>
       <w:szCs w:val="52"/>
     </w:rPr>
   </w:style>
@@ -1381,9 +1293,6 @@
     <w:qFormat/>
     <w:rsid w:val="00FC693F"/>
     <w:pPr>
-      <w:pBdr>
-        <w:bottom w:val="single" w:sz="4" w:space="4" w:color="4F81BD" w:themeColor="accent1"/>
-      </w:pBdr>
       <w:spacing w:before="200" w:after="280"/>
       <w:ind w:left="936" w:right="936"/>
     </w:pPr>
@@ -12234,18 +12143,6 @@
         <w:shd w:val="clear" w:color="auto" w:fill="FBCAA2" w:themeFill="accent6" w:themeFillTint="7F"/>
       </w:tcPr>
     </w:tblStylePr>
-  </w:style>
-  <w:style w:type="paragraph" w:customStyle="1" w:styleId="Moral">
-    <w:name w:val="Moral"/>
-    <w:basedOn w:val="Normal"/>
-    <w:pPr>
-      <w:spacing w:before="160" w:after="0" w:line="276" w:lineRule="auto"/>
-    </w:pPr>
-    <w:rPr>
-      <w:rFonts w:ascii="Arial" w:hAnsi="Arial" w:eastAsia="Arial"/>
-      <w:i/>
-      <w:sz w:val="22"/>
-    </w:rPr>
   </w:style>
 </w:styles>
 </file>

--- a/en/wisdom-stories/purple-jacket.docx
+++ b/en/wisdom-stories/purple-jacket.docx
@@ -13,31 +13,31 @@
     <w:p>
       <w:pPr/>
       <w:r>
-        <w:t>According to an old account from Turkish villages, a bride’s dowry included a purple chepken, a traditional jacket. It lay at the bottom of her chest, with the hope that she would never need to wear it.</w:t>
+        <w:t>In ancient times there was a custom in Turkish villages: a bride’s dowry included, along with other items, a purple chepken, a traditional jacket. It lay at the bottom of her chest, with the hope that she would never wear it.</w:t>
       </w:r>
     </w:p>
     <w:p>
       <w:pPr/>
       <w:r>
-        <w:t>If a woman put on the jacket and stood on a roof or in the village square, it was a public appeal for help. It could mean that she had been forced to marry, that her husband mistreated her, or that she wanted to leave him. The villagers were expected to protect her, while her husband faced public shame.</w:t>
+        <w:t>The purple chepken was a garment that could ruin a man. If a woman put it on and went out onto the roof, the chimney, or the village square — anywhere everyone could see — it was a public appeal for help. It meant: “I do not love my husband, he torments me, I married unwillingly, I want a divorce, I am in a grave situation, help me.” The villagers were expected to protect her, while her husband faced public shame.</w:t>
       </w:r>
     </w:p>
     <w:p>
       <w:pPr/>
       <w:r>
-        <w:t>The custom encouraged husbands to settle disagreements respectfully rather than through violence. They knew what it would mean if their wives wore the purple jacket.</w:t>
+        <w:t>The custom encouraged husbands to settle family grievances without violence, with kindness, respect, and compromise. They knew what it would mean if their wives wore the purple jacket.</w:t>
       </w:r>
     </w:p>
     <w:p>
       <w:pPr/>
       <w:r>
-        <w:t>A man whose wife made this appeal faced divorce and found it difficult to marry again. Families would not willingly entrust a daughter to someone known to mistreat women. The account credits this custom with helping to deter abuse.</w:t>
+        <w:t>A man whose wife made this appeal faced divorce and found it difficult to marry again. Everyone knew that a man who drove his wife to wear the purple chepken could not be a husband. No one would give a daughter again to a man who showed a woman no respect and used violence. It is said that, for this reason, the number of women subjected to violence was almost zero.</w:t>
       </w:r>
     </w:p>
     <w:p>
       <w:pPr/>
       <w:r>
-        <w:t>When a woman appeared in the jacket, daily work stopped. Women put aside their milking, spinning, and weaving. Mothers and grandmothers gathered to defend her.</w:t>
+        <w:t>When a woman appeared in the jacket, flowing waters would stop, and daily work would stop. Women put aside their milking, spinning, and weaving. Mothers and grandmothers gathered to defend her.</w:t>
       </w:r>
     </w:p>
     <w:p>
@@ -51,7 +51,7 @@
         <w:keepNext/>
       </w:pPr>
       <w:r>
-        <w:t>Her husband faced such disgrace that he could scarcely leave the house or show his face at the teahouse.</w:t>
+        <w:t>Her husband faced such disgrace that he could not go outside, could not go to the teahouse, and nobody would look him in the face.</w:t>
       </w:r>
     </w:p>
     <w:p>
@@ -64,11 +64,9 @@
         <w:rPr>
           <w:b/>
         </w:rPr>
-        <w:t>Moral:</w:t>
+        <w:t>Moral: Violence against women is unacceptable. When society considers it a duty of conscience to protect women, there is no room for oppression.</w:t>
       </w:r>
-      <w:r>
-        <w:t xml:space="preserve"> Violence against women is unacceptable. When society considers it a duty of conscience to protect women, there is no room for oppression.</w:t>
-      </w:r>
+      <w:r/>
     </w:p>
     <w:p>
       <w:pPr>
@@ -79,7 +77,7 @@
           <w:i/>
           <w:sz w:val="18"/>
         </w:rPr>
-        <w:t>Source: Publicly available internet sources.</w:t>
+        <w:t>Stories are taken from open Internet sources; illustrations were created with AI.</w:t>
       </w:r>
     </w:p>
     <w:sectPr>

--- a/en/wisdom-stories/purple-jacket.docx
+++ b/en/wisdom-stories/purple-jacket.docx
@@ -92,7 +92,7 @@
         <w:rPr>
           <w:lang/>
         </w:rPr>
-        <w:t>At the sight of the purple jacket, everyday life seemed to stop. Hands busy milking cows, spinning wool, or weaving rugs would set their work aside. Mothers and grandmothers would leave everything and hurry to her.</w:t>
+        <w:t xml:space="preserve">At the sight of the purple jacket, everyday life seemed to stop. People busy milking cows, spinning wool, or weaving rugs would set their work aside. Mothers and grandmothers would leave everything and hurry to her.</w:t>
       </w:r>
     </w:p>
     <w:p>
